--- a/Relatorio/UC00617.docx
+++ b/Relatorio/UC00617.docx
@@ -203,6 +203,798 @@
       </w:r>
     </w:p>
     <w:p/>
+    <w:p>
+      <w:r>
+        <w:rPr>
+          <w:noProof/>
+        </w:rPr>
+        <w:drawing>
+          <wp:inline distT="0" distB="0" distL="0" distR="0" wp14:anchorId="2441B6A2" wp14:editId="7D9AC9BF">
+            <wp:extent cx="5722620" cy="2087880"/>
+            <wp:effectExtent l="0" t="0" r="0" b="7620"/>
+            <wp:docPr id="177790541" name="Imagem 2"/>
+            <wp:cNvGraphicFramePr>
+              <a:graphicFrameLocks xmlns:a="http://schemas.openxmlformats.org/drawingml/2006/main" noChangeAspect="1"/>
+            </wp:cNvGraphicFramePr>
+            <a:graphic xmlns:a="http://schemas.openxmlformats.org/drawingml/2006/main">
+              <a:graphicData uri="http://schemas.openxmlformats.org/drawingml/2006/picture">
+                <pic:pic xmlns:pic="http://schemas.openxmlformats.org/drawingml/2006/picture">
+                  <pic:nvPicPr>
+                    <pic:cNvPr id="0" name="Picture 2"/>
+                    <pic:cNvPicPr>
+                      <a:picLocks noChangeAspect="1" noChangeArrowheads="1"/>
+                    </pic:cNvPicPr>
+                  </pic:nvPicPr>
+                  <pic:blipFill>
+                    <a:blip r:embed="rId6">
+                      <a:extLst>
+                        <a:ext uri="{28A0092B-C50C-407E-A947-70E740481C1C}">
+                          <a14:useLocalDpi xmlns:a14="http://schemas.microsoft.com/office/drawing/2010/main" val="0"/>
+                        </a:ext>
+                      </a:extLst>
+                    </a:blip>
+                    <a:srcRect/>
+                    <a:stretch>
+                      <a:fillRect/>
+                    </a:stretch>
+                  </pic:blipFill>
+                  <pic:spPr bwMode="auto">
+                    <a:xfrm>
+                      <a:off x="0" y="0"/>
+                      <a:ext cx="5722620" cy="2087880"/>
+                    </a:xfrm>
+                    <a:prstGeom prst="rect">
+                      <a:avLst/>
+                    </a:prstGeom>
+                    <a:noFill/>
+                    <a:ln>
+                      <a:noFill/>
+                    </a:ln>
+                  </pic:spPr>
+                </pic:pic>
+              </a:graphicData>
+            </a:graphic>
+          </wp:inline>
+        </w:drawing>
+      </w:r>
+    </w:p>
+    <w:p>
+      <w:r>
+        <w:t xml:space="preserve">Após a criação da estrutura do projeto, foi inicializado um repositório </w:t>
+      </w:r>
+      <w:proofErr w:type="spellStart"/>
+      <w:r>
+        <w:t>Git</w:t>
+      </w:r>
+      <w:proofErr w:type="spellEnd"/>
+      <w:r>
+        <w:t xml:space="preserve"> na pasta principal através do comando "</w:t>
+      </w:r>
+      <w:proofErr w:type="spellStart"/>
+      <w:r>
+        <w:t>git</w:t>
+      </w:r>
+      <w:proofErr w:type="spellEnd"/>
+      <w:r>
+        <w:t xml:space="preserve"> </w:t>
+      </w:r>
+      <w:proofErr w:type="spellStart"/>
+      <w:r>
+        <w:t>init</w:t>
+      </w:r>
+      <w:proofErr w:type="spellEnd"/>
+      <w:r>
+        <w:t>".</w:t>
+      </w:r>
+    </w:p>
+    <w:p/>
+    <w:p>
+      <w:r>
+        <w:t>Este procedimento permite iniciar o controlo de versões, possibilitando o registo e acompanhamento de todas as alterações realizadas aos ficheiros do projeto.</w:t>
+      </w:r>
+    </w:p>
+    <w:p>
+      <w:r>
+        <w:drawing>
+          <wp:inline distT="0" distB="0" distL="0" distR="0" wp14:anchorId="4E75FCEE" wp14:editId="0B0EBDB3">
+            <wp:extent cx="5731510" cy="455930"/>
+            <wp:effectExtent l="0" t="0" r="2540" b="1270"/>
+            <wp:docPr id="1648140778" name="Imagem 1"/>
+            <wp:cNvGraphicFramePr>
+              <a:graphicFrameLocks xmlns:a="http://schemas.openxmlformats.org/drawingml/2006/main" noChangeAspect="1"/>
+            </wp:cNvGraphicFramePr>
+            <a:graphic xmlns:a="http://schemas.openxmlformats.org/drawingml/2006/main">
+              <a:graphicData uri="http://schemas.openxmlformats.org/drawingml/2006/picture">
+                <pic:pic xmlns:pic="http://schemas.openxmlformats.org/drawingml/2006/picture">
+                  <pic:nvPicPr>
+                    <pic:cNvPr id="1648140778" name=""/>
+                    <pic:cNvPicPr/>
+                  </pic:nvPicPr>
+                  <pic:blipFill>
+                    <a:blip r:embed="rId7"/>
+                    <a:stretch>
+                      <a:fillRect/>
+                    </a:stretch>
+                  </pic:blipFill>
+                  <pic:spPr>
+                    <a:xfrm>
+                      <a:off x="0" y="0"/>
+                      <a:ext cx="5731510" cy="455930"/>
+                    </a:xfrm>
+                    <a:prstGeom prst="rect">
+                      <a:avLst/>
+                    </a:prstGeom>
+                  </pic:spPr>
+                </pic:pic>
+              </a:graphicData>
+            </a:graphic>
+          </wp:inline>
+        </w:drawing>
+      </w:r>
+    </w:p>
+    <w:p>
+      <w:r>
+        <w:lastRenderedPageBreak/>
+        <w:t>De seguida, foi utilizado o comando "</w:t>
+      </w:r>
+      <w:proofErr w:type="spellStart"/>
+      <w:r>
+        <w:t>git</w:t>
+      </w:r>
+      <w:proofErr w:type="spellEnd"/>
+      <w:r>
+        <w:t xml:space="preserve"> </w:t>
+      </w:r>
+      <w:proofErr w:type="spellStart"/>
+      <w:proofErr w:type="gramStart"/>
+      <w:r>
+        <w:t>add</w:t>
+      </w:r>
+      <w:proofErr w:type="spellEnd"/>
+      <w:r>
+        <w:t xml:space="preserve"> .</w:t>
+      </w:r>
+      <w:proofErr w:type="gramEnd"/>
+      <w:r>
+        <w:t xml:space="preserve">" para adicionar todos os ficheiros à </w:t>
+      </w:r>
+      <w:proofErr w:type="spellStart"/>
+      <w:r>
+        <w:t>staging</w:t>
+      </w:r>
+      <w:proofErr w:type="spellEnd"/>
+      <w:r>
+        <w:t xml:space="preserve"> </w:t>
+      </w:r>
+      <w:proofErr w:type="spellStart"/>
+      <w:r>
+        <w:t>area</w:t>
+      </w:r>
+      <w:proofErr w:type="spellEnd"/>
+      <w:r>
+        <w:t>.</w:t>
+      </w:r>
+    </w:p>
+    <w:p/>
+    <w:p>
+      <w:r>
+        <w:t>Após este passo, foi possível verificar através do comando "</w:t>
+      </w:r>
+      <w:proofErr w:type="spellStart"/>
+      <w:r>
+        <w:t>git</w:t>
+      </w:r>
+      <w:proofErr w:type="spellEnd"/>
+      <w:r>
+        <w:t xml:space="preserve"> status" que os ficheiros se encontram prontos para serem incluídos num </w:t>
+      </w:r>
+      <w:proofErr w:type="spellStart"/>
+      <w:r>
+        <w:t>commit</w:t>
+      </w:r>
+      <w:proofErr w:type="spellEnd"/>
+      <w:r>
+        <w:t>, passando para o estado "</w:t>
+      </w:r>
+      <w:proofErr w:type="spellStart"/>
+      <w:r>
+        <w:t>Changes</w:t>
+      </w:r>
+      <w:proofErr w:type="spellEnd"/>
+      <w:r>
+        <w:t xml:space="preserve"> to </w:t>
+      </w:r>
+      <w:proofErr w:type="spellStart"/>
+      <w:r>
+        <w:t>be</w:t>
+      </w:r>
+      <w:proofErr w:type="spellEnd"/>
+      <w:r>
+        <w:t xml:space="preserve"> </w:t>
+      </w:r>
+      <w:proofErr w:type="spellStart"/>
+      <w:r>
+        <w:t>committed</w:t>
+      </w:r>
+      <w:proofErr w:type="spellEnd"/>
+      <w:r>
+        <w:t>".</w:t>
+      </w:r>
+    </w:p>
+    <w:p>
+      <w:r>
+        <w:drawing>
+          <wp:inline distT="0" distB="0" distL="0" distR="0" wp14:anchorId="6D7870A0" wp14:editId="31C872F4">
+            <wp:extent cx="5731510" cy="2165985"/>
+            <wp:effectExtent l="0" t="0" r="2540" b="5715"/>
+            <wp:docPr id="1983786127" name="Imagem 1"/>
+            <wp:cNvGraphicFramePr>
+              <a:graphicFrameLocks xmlns:a="http://schemas.openxmlformats.org/drawingml/2006/main" noChangeAspect="1"/>
+            </wp:cNvGraphicFramePr>
+            <a:graphic xmlns:a="http://schemas.openxmlformats.org/drawingml/2006/main">
+              <a:graphicData uri="http://schemas.openxmlformats.org/drawingml/2006/picture">
+                <pic:pic xmlns:pic="http://schemas.openxmlformats.org/drawingml/2006/picture">
+                  <pic:nvPicPr>
+                    <pic:cNvPr id="1983786127" name=""/>
+                    <pic:cNvPicPr/>
+                  </pic:nvPicPr>
+                  <pic:blipFill>
+                    <a:blip r:embed="rId8"/>
+                    <a:stretch>
+                      <a:fillRect/>
+                    </a:stretch>
+                  </pic:blipFill>
+                  <pic:spPr>
+                    <a:xfrm>
+                      <a:off x="0" y="0"/>
+                      <a:ext cx="5731510" cy="2165985"/>
+                    </a:xfrm>
+                    <a:prstGeom prst="rect">
+                      <a:avLst/>
+                    </a:prstGeom>
+                  </pic:spPr>
+                </pic:pic>
+              </a:graphicData>
+            </a:graphic>
+          </wp:inline>
+        </w:drawing>
+      </w:r>
+    </w:p>
+    <w:p/>
+    <w:p>
+      <w:r>
+        <w:drawing>
+          <wp:inline distT="0" distB="0" distL="0" distR="0" wp14:anchorId="446F6015" wp14:editId="4509A5E9">
+            <wp:extent cx="5731510" cy="1017905"/>
+            <wp:effectExtent l="0" t="0" r="2540" b="0"/>
+            <wp:docPr id="1049071885" name="Imagem 1"/>
+            <wp:cNvGraphicFramePr>
+              <a:graphicFrameLocks xmlns:a="http://schemas.openxmlformats.org/drawingml/2006/main" noChangeAspect="1"/>
+            </wp:cNvGraphicFramePr>
+            <a:graphic xmlns:a="http://schemas.openxmlformats.org/drawingml/2006/main">
+              <a:graphicData uri="http://schemas.openxmlformats.org/drawingml/2006/picture">
+                <pic:pic xmlns:pic="http://schemas.openxmlformats.org/drawingml/2006/picture">
+                  <pic:nvPicPr>
+                    <pic:cNvPr id="1049071885" name=""/>
+                    <pic:cNvPicPr/>
+                  </pic:nvPicPr>
+                  <pic:blipFill>
+                    <a:blip r:embed="rId9"/>
+                    <a:stretch>
+                      <a:fillRect/>
+                    </a:stretch>
+                  </pic:blipFill>
+                  <pic:spPr>
+                    <a:xfrm>
+                      <a:off x="0" y="0"/>
+                      <a:ext cx="5731510" cy="1017905"/>
+                    </a:xfrm>
+                    <a:prstGeom prst="rect">
+                      <a:avLst/>
+                    </a:prstGeom>
+                  </pic:spPr>
+                </pic:pic>
+              </a:graphicData>
+            </a:graphic>
+          </wp:inline>
+        </w:drawing>
+      </w:r>
+    </w:p>
+    <w:p/>
+    <w:p/>
+    <w:p/>
+    <w:p/>
+    <w:p/>
+    <w:p/>
+    <w:p/>
+    <w:p/>
+    <w:p/>
+    <w:p/>
+    <w:p/>
+    <w:p>
+      <w:r>
+        <w:lastRenderedPageBreak/>
+        <w:t>Para analisar o histórico do repositório, foram utilizados os comandos "</w:t>
+      </w:r>
+      <w:proofErr w:type="spellStart"/>
+      <w:r>
+        <w:t>git</w:t>
+      </w:r>
+      <w:proofErr w:type="spellEnd"/>
+      <w:r>
+        <w:t xml:space="preserve"> log" e "</w:t>
+      </w:r>
+      <w:proofErr w:type="spellStart"/>
+      <w:r>
+        <w:t>git</w:t>
+      </w:r>
+      <w:proofErr w:type="spellEnd"/>
+      <w:r>
+        <w:t xml:space="preserve"> log --</w:t>
+      </w:r>
+      <w:proofErr w:type="spellStart"/>
+      <w:r>
+        <w:t>oneline</w:t>
+      </w:r>
+      <w:proofErr w:type="spellEnd"/>
+      <w:r>
+        <w:t>".</w:t>
+      </w:r>
+    </w:p>
+    <w:p>
+      <w:r>
+        <w:t>O comando "</w:t>
+      </w:r>
+      <w:proofErr w:type="spellStart"/>
+      <w:r>
+        <w:t>git</w:t>
+      </w:r>
+      <w:proofErr w:type="spellEnd"/>
+      <w:r>
+        <w:t xml:space="preserve"> log" permite visualizar informação detalhada sobre os </w:t>
+      </w:r>
+      <w:proofErr w:type="spellStart"/>
+      <w:r>
+        <w:t>commits</w:t>
+      </w:r>
+      <w:proofErr w:type="spellEnd"/>
+      <w:r>
+        <w:t>, incluindo o autor, data e mensagem associada.</w:t>
+      </w:r>
+    </w:p>
+    <w:p>
+      <w:r>
+        <w:t>Por outro lado, o comando "</w:t>
+      </w:r>
+      <w:proofErr w:type="spellStart"/>
+      <w:r>
+        <w:t>git</w:t>
+      </w:r>
+      <w:proofErr w:type="spellEnd"/>
+      <w:r>
+        <w:t xml:space="preserve"> log --</w:t>
+      </w:r>
+      <w:proofErr w:type="spellStart"/>
+      <w:r>
+        <w:t>oneline</w:t>
+      </w:r>
+      <w:proofErr w:type="spellEnd"/>
+      <w:r>
+        <w:t xml:space="preserve">" apresenta uma versão resumida do histórico, facilitando a leitura dos </w:t>
+      </w:r>
+      <w:proofErr w:type="spellStart"/>
+      <w:r>
+        <w:t>commits</w:t>
+      </w:r>
+      <w:proofErr w:type="spellEnd"/>
+      <w:r>
+        <w:t xml:space="preserve"> realizados.</w:t>
+      </w:r>
+    </w:p>
+    <w:p/>
+    <w:p>
+      <w:r>
+        <w:drawing>
+          <wp:inline distT="0" distB="0" distL="0" distR="0" wp14:anchorId="58A4771F" wp14:editId="2E126328">
+            <wp:extent cx="5731510" cy="1701800"/>
+            <wp:effectExtent l="0" t="0" r="2540" b="0"/>
+            <wp:docPr id="1434213497" name="Imagem 1"/>
+            <wp:cNvGraphicFramePr>
+              <a:graphicFrameLocks xmlns:a="http://schemas.openxmlformats.org/drawingml/2006/main" noChangeAspect="1"/>
+            </wp:cNvGraphicFramePr>
+            <a:graphic xmlns:a="http://schemas.openxmlformats.org/drawingml/2006/main">
+              <a:graphicData uri="http://schemas.openxmlformats.org/drawingml/2006/picture">
+                <pic:pic xmlns:pic="http://schemas.openxmlformats.org/drawingml/2006/picture">
+                  <pic:nvPicPr>
+                    <pic:cNvPr id="1434213497" name=""/>
+                    <pic:cNvPicPr/>
+                  </pic:nvPicPr>
+                  <pic:blipFill>
+                    <a:blip r:embed="rId10"/>
+                    <a:stretch>
+                      <a:fillRect/>
+                    </a:stretch>
+                  </pic:blipFill>
+                  <pic:spPr>
+                    <a:xfrm>
+                      <a:off x="0" y="0"/>
+                      <a:ext cx="5731510" cy="1701800"/>
+                    </a:xfrm>
+                    <a:prstGeom prst="rect">
+                      <a:avLst/>
+                    </a:prstGeom>
+                  </pic:spPr>
+                </pic:pic>
+              </a:graphicData>
+            </a:graphic>
+          </wp:inline>
+        </w:drawing>
+      </w:r>
+    </w:p>
+    <w:p/>
+    <w:p>
+      <w:r>
+        <w:t>Após a realização de alterações ao ficheiro index.html, foi utilizado o comando "</w:t>
+      </w:r>
+      <w:proofErr w:type="spellStart"/>
+      <w:r>
+        <w:t>git</w:t>
+      </w:r>
+      <w:proofErr w:type="spellEnd"/>
+      <w:r>
+        <w:t xml:space="preserve"> status" para verificar as modificações efetuadas.</w:t>
+      </w:r>
+    </w:p>
+    <w:p>
+      <w:r>
+        <w:t xml:space="preserve">De seguida, as alterações foram adicionadas à </w:t>
+      </w:r>
+      <w:proofErr w:type="spellStart"/>
+      <w:r>
+        <w:t>staging</w:t>
+      </w:r>
+      <w:proofErr w:type="spellEnd"/>
+      <w:r>
+        <w:t xml:space="preserve"> </w:t>
+      </w:r>
+      <w:proofErr w:type="spellStart"/>
+      <w:r>
+        <w:t>area</w:t>
+      </w:r>
+      <w:proofErr w:type="spellEnd"/>
+      <w:r>
+        <w:t xml:space="preserve"> com o comando "</w:t>
+      </w:r>
+      <w:proofErr w:type="spellStart"/>
+      <w:r>
+        <w:t>git</w:t>
+      </w:r>
+      <w:proofErr w:type="spellEnd"/>
+      <w:r>
+        <w:t xml:space="preserve"> </w:t>
+      </w:r>
+      <w:proofErr w:type="spellStart"/>
+      <w:proofErr w:type="gramStart"/>
+      <w:r>
+        <w:t>add</w:t>
+      </w:r>
+      <w:proofErr w:type="spellEnd"/>
+      <w:r>
+        <w:t xml:space="preserve"> .</w:t>
+      </w:r>
+      <w:proofErr w:type="gramEnd"/>
+      <w:r>
+        <w:t xml:space="preserve">", sendo posteriormente registadas através de um novo </w:t>
+      </w:r>
+      <w:proofErr w:type="spellStart"/>
+      <w:r>
+        <w:t>commit</w:t>
+      </w:r>
+      <w:proofErr w:type="spellEnd"/>
+      <w:r>
+        <w:t xml:space="preserve"> com o comando "</w:t>
+      </w:r>
+      <w:proofErr w:type="spellStart"/>
+      <w:r>
+        <w:t>git</w:t>
+      </w:r>
+      <w:proofErr w:type="spellEnd"/>
+      <w:r>
+        <w:t xml:space="preserve"> </w:t>
+      </w:r>
+      <w:proofErr w:type="spellStart"/>
+      <w:r>
+        <w:t>commit</w:t>
+      </w:r>
+      <w:proofErr w:type="spellEnd"/>
+      <w:r>
+        <w:t>".</w:t>
+      </w:r>
+    </w:p>
+    <w:p>
+      <w:r>
+        <w:t xml:space="preserve">Este processo demonstra a atualização do projeto e o registo das alterações no histórico do repositório </w:t>
+      </w:r>
+      <w:proofErr w:type="spellStart"/>
+      <w:r>
+        <w:t>Git</w:t>
+      </w:r>
+      <w:proofErr w:type="spellEnd"/>
+      <w:r>
+        <w:t>.</w:t>
+      </w:r>
+    </w:p>
+    <w:p>
+      <w:r>
+        <w:rPr>
+          <w:noProof/>
+        </w:rPr>
+        <w:drawing>
+          <wp:inline distT="0" distB="0" distL="0" distR="0" wp14:anchorId="7F34A0DF" wp14:editId="520F627C">
+            <wp:extent cx="5731510" cy="1581785"/>
+            <wp:effectExtent l="0" t="0" r="2540" b="0"/>
+            <wp:docPr id="1186953988" name="Imagem 3"/>
+            <wp:cNvGraphicFramePr>
+              <a:graphicFrameLocks xmlns:a="http://schemas.openxmlformats.org/drawingml/2006/main" noChangeAspect="1"/>
+            </wp:cNvGraphicFramePr>
+            <a:graphic xmlns:a="http://schemas.openxmlformats.org/drawingml/2006/main">
+              <a:graphicData uri="http://schemas.openxmlformats.org/drawingml/2006/picture">
+                <pic:pic xmlns:pic="http://schemas.openxmlformats.org/drawingml/2006/picture">
+                  <pic:nvPicPr>
+                    <pic:cNvPr id="0" name="Picture 3"/>
+                    <pic:cNvPicPr>
+                      <a:picLocks noChangeAspect="1" noChangeArrowheads="1"/>
+                    </pic:cNvPicPr>
+                  </pic:nvPicPr>
+                  <pic:blipFill>
+                    <a:blip r:embed="rId11">
+                      <a:extLst>
+                        <a:ext uri="{28A0092B-C50C-407E-A947-70E740481C1C}">
+                          <a14:useLocalDpi xmlns:a14="http://schemas.microsoft.com/office/drawing/2010/main" val="0"/>
+                        </a:ext>
+                      </a:extLst>
+                    </a:blip>
+                    <a:srcRect/>
+                    <a:stretch>
+                      <a:fillRect/>
+                    </a:stretch>
+                  </pic:blipFill>
+                  <pic:spPr bwMode="auto">
+                    <a:xfrm>
+                      <a:off x="0" y="0"/>
+                      <a:ext cx="5731510" cy="1581785"/>
+                    </a:xfrm>
+                    <a:prstGeom prst="rect">
+                      <a:avLst/>
+                    </a:prstGeom>
+                    <a:noFill/>
+                    <a:ln>
+                      <a:noFill/>
+                    </a:ln>
+                  </pic:spPr>
+                </pic:pic>
+              </a:graphicData>
+            </a:graphic>
+          </wp:inline>
+        </w:drawing>
+      </w:r>
+    </w:p>
+    <w:p/>
+    <w:p/>
+    <w:p/>
+    <w:p>
+      <w:r>
+        <w:lastRenderedPageBreak/>
+        <w:t>Foi novamente utilizado o comando "</w:t>
+      </w:r>
+      <w:proofErr w:type="spellStart"/>
+      <w:r>
+        <w:t>git</w:t>
+      </w:r>
+      <w:proofErr w:type="spellEnd"/>
+      <w:r>
+        <w:t xml:space="preserve"> log --</w:t>
+      </w:r>
+      <w:proofErr w:type="spellStart"/>
+      <w:r>
+        <w:t>oneline</w:t>
+      </w:r>
+      <w:proofErr w:type="spellEnd"/>
+      <w:r>
+        <w:t xml:space="preserve">" para verificar o histórico de </w:t>
+      </w:r>
+      <w:proofErr w:type="spellStart"/>
+      <w:r>
+        <w:t>commits</w:t>
+      </w:r>
+      <w:proofErr w:type="spellEnd"/>
+      <w:r>
+        <w:t xml:space="preserve"> após a realização de alterações.</w:t>
+      </w:r>
+    </w:p>
+    <w:p>
+      <w:r>
+        <w:t xml:space="preserve">Foi possível observar a existência de dois </w:t>
+      </w:r>
+      <w:proofErr w:type="spellStart"/>
+      <w:r>
+        <w:t>commits</w:t>
+      </w:r>
+      <w:proofErr w:type="spellEnd"/>
+      <w:r>
+        <w:t>, demonstrando a evolução do projeto e o registo incremental das modificações efetuadas.</w:t>
+      </w:r>
+    </w:p>
+    <w:p/>
+    <w:p>
+      <w:r>
+        <w:drawing>
+          <wp:inline distT="0" distB="0" distL="0" distR="0" wp14:anchorId="2B35AFD7" wp14:editId="26D8DF22">
+            <wp:extent cx="5731510" cy="608330"/>
+            <wp:effectExtent l="0" t="0" r="2540" b="1270"/>
+            <wp:docPr id="1202079896" name="Imagem 1"/>
+            <wp:cNvGraphicFramePr>
+              <a:graphicFrameLocks xmlns:a="http://schemas.openxmlformats.org/drawingml/2006/main" noChangeAspect="1"/>
+            </wp:cNvGraphicFramePr>
+            <a:graphic xmlns:a="http://schemas.openxmlformats.org/drawingml/2006/main">
+              <a:graphicData uri="http://schemas.openxmlformats.org/drawingml/2006/picture">
+                <pic:pic xmlns:pic="http://schemas.openxmlformats.org/drawingml/2006/picture">
+                  <pic:nvPicPr>
+                    <pic:cNvPr id="1202079896" name=""/>
+                    <pic:cNvPicPr/>
+                  </pic:nvPicPr>
+                  <pic:blipFill>
+                    <a:blip r:embed="rId12"/>
+                    <a:stretch>
+                      <a:fillRect/>
+                    </a:stretch>
+                  </pic:blipFill>
+                  <pic:spPr>
+                    <a:xfrm>
+                      <a:off x="0" y="0"/>
+                      <a:ext cx="5731510" cy="608330"/>
+                    </a:xfrm>
+                    <a:prstGeom prst="rect">
+                      <a:avLst/>
+                    </a:prstGeom>
+                  </pic:spPr>
+                </pic:pic>
+              </a:graphicData>
+            </a:graphic>
+          </wp:inline>
+        </w:drawing>
+      </w:r>
+    </w:p>
+    <w:p/>
+    <w:p>
+      <w:r>
+        <w:t xml:space="preserve">Foi </w:t>
+      </w:r>
+      <w:proofErr w:type="gramStart"/>
+      <w:r>
+        <w:t>criada uma nova</w:t>
+      </w:r>
+      <w:proofErr w:type="gramEnd"/>
+      <w:r>
+        <w:t xml:space="preserve"> </w:t>
+      </w:r>
+      <w:proofErr w:type="spellStart"/>
+      <w:r>
+        <w:t>branch</w:t>
+      </w:r>
+      <w:proofErr w:type="spellEnd"/>
+      <w:r>
+        <w:t xml:space="preserve"> com o objetivo de desenvolver alterações de forma isolada.</w:t>
+      </w:r>
+    </w:p>
+    <w:p/>
+    <w:p>
+      <w:r>
+        <w:t>De seguida, foi utilizado o comando "</w:t>
+      </w:r>
+      <w:proofErr w:type="spellStart"/>
+      <w:r>
+        <w:t>git</w:t>
+      </w:r>
+      <w:proofErr w:type="spellEnd"/>
+      <w:r>
+        <w:t xml:space="preserve"> checkout" para mudar para a nova </w:t>
+      </w:r>
+      <w:proofErr w:type="spellStart"/>
+      <w:r>
+        <w:t>branch</w:t>
+      </w:r>
+      <w:proofErr w:type="spellEnd"/>
+      <w:r>
+        <w:t xml:space="preserve">, permitindo trabalhar de forma independente sem afetar a </w:t>
+      </w:r>
+      <w:proofErr w:type="spellStart"/>
+      <w:r>
+        <w:t>branch</w:t>
+      </w:r>
+      <w:proofErr w:type="spellEnd"/>
+      <w:r>
+        <w:t xml:space="preserve"> principal.</w:t>
+      </w:r>
+    </w:p>
+    <w:p>
+      <w:r>
+        <w:drawing>
+          <wp:inline distT="0" distB="0" distL="0" distR="0" wp14:anchorId="52A86254" wp14:editId="6E48301F">
+            <wp:extent cx="5731510" cy="847725"/>
+            <wp:effectExtent l="0" t="0" r="2540" b="9525"/>
+            <wp:docPr id="734992089" name="Imagem 1"/>
+            <wp:cNvGraphicFramePr>
+              <a:graphicFrameLocks xmlns:a="http://schemas.openxmlformats.org/drawingml/2006/main" noChangeAspect="1"/>
+            </wp:cNvGraphicFramePr>
+            <a:graphic xmlns:a="http://schemas.openxmlformats.org/drawingml/2006/main">
+              <a:graphicData uri="http://schemas.openxmlformats.org/drawingml/2006/picture">
+                <pic:pic xmlns:pic="http://schemas.openxmlformats.org/drawingml/2006/picture">
+                  <pic:nvPicPr>
+                    <pic:cNvPr id="734992089" name=""/>
+                    <pic:cNvPicPr/>
+                  </pic:nvPicPr>
+                  <pic:blipFill>
+                    <a:blip r:embed="rId13"/>
+                    <a:stretch>
+                      <a:fillRect/>
+                    </a:stretch>
+                  </pic:blipFill>
+                  <pic:spPr>
+                    <a:xfrm>
+                      <a:off x="0" y="0"/>
+                      <a:ext cx="5731510" cy="847725"/>
+                    </a:xfrm>
+                    <a:prstGeom prst="rect">
+                      <a:avLst/>
+                    </a:prstGeom>
+                  </pic:spPr>
+                </pic:pic>
+              </a:graphicData>
+            </a:graphic>
+          </wp:inline>
+        </w:drawing>
+      </w:r>
+    </w:p>
+    <w:p>
+      <w:r>
+        <w:drawing>
+          <wp:inline distT="0" distB="0" distL="0" distR="0" wp14:anchorId="6A465A31" wp14:editId="198FBC27">
+            <wp:extent cx="5731510" cy="744220"/>
+            <wp:effectExtent l="0" t="0" r="2540" b="0"/>
+            <wp:docPr id="1278242973" name="Imagem 1"/>
+            <wp:cNvGraphicFramePr>
+              <a:graphicFrameLocks xmlns:a="http://schemas.openxmlformats.org/drawingml/2006/main" noChangeAspect="1"/>
+            </wp:cNvGraphicFramePr>
+            <a:graphic xmlns:a="http://schemas.openxmlformats.org/drawingml/2006/main">
+              <a:graphicData uri="http://schemas.openxmlformats.org/drawingml/2006/picture">
+                <pic:pic xmlns:pic="http://schemas.openxmlformats.org/drawingml/2006/picture">
+                  <pic:nvPicPr>
+                    <pic:cNvPr id="1278242973" name=""/>
+                    <pic:cNvPicPr/>
+                  </pic:nvPicPr>
+                  <pic:blipFill>
+                    <a:blip r:embed="rId14"/>
+                    <a:stretch>
+                      <a:fillRect/>
+                    </a:stretch>
+                  </pic:blipFill>
+                  <pic:spPr>
+                    <a:xfrm>
+                      <a:off x="0" y="0"/>
+                      <a:ext cx="5731510" cy="744220"/>
+                    </a:xfrm>
+                    <a:prstGeom prst="rect">
+                      <a:avLst/>
+                    </a:prstGeom>
+                  </pic:spPr>
+                </pic:pic>
+              </a:graphicData>
+            </a:graphic>
+          </wp:inline>
+        </w:drawing>
+      </w:r>
+    </w:p>
     <w:p/>
     <w:p/>
     <w:sectPr>

--- a/Relatorio/UC00617.docx
+++ b/Relatorio/UC00617.docx
@@ -51,19 +51,16 @@
         <w:t>, aplicando os principais conceitos abordados ao longo da unidade curricular.</w:t>
       </w:r>
     </w:p>
-    <w:p/>
     <w:p>
       <w:r>
         <w:t>Foi desenvolvido um projeto web simples, com o objetivo de evidenciar a criação, gestão e versionamento de ficheiros, bem como a utilização de ferramentas de análise e colaboração através do GitHub.</w:t>
       </w:r>
     </w:p>
-    <w:p/>
     <w:p>
       <w:r>
         <w:t>Inicialmente foi criada uma pasta no ambiente de trabalho (Desktop) para armazenar os ficheiros do projeto.</w:t>
       </w:r>
     </w:p>
-    <w:p/>
     <w:p>
       <w:r>
         <w:t xml:space="preserve">Esta pasta servirá como base para o desenvolvimento do projeto e posterior versionamento utilizando o </w:t>
@@ -125,10 +122,10 @@
     <w:p/>
     <w:p>
       <w:r>
+        <w:lastRenderedPageBreak/>
         <w:t>De seguida, foram criados os ficheiros base do projeto web: index.html, style.css e script.js.</w:t>
       </w:r>
     </w:p>
-    <w:p/>
     <w:p>
       <w:r>
         <w:t xml:space="preserve">Estes ficheiros serão utilizados para desenvolver o projeto e permitir a aplicação dos conceitos de versionamento com </w:t>
@@ -150,6 +147,7 @@
         <w:t xml:space="preserve"> e análise do histórico.</w:t>
       </w:r>
     </w:p>
+    <w:p/>
     <w:p>
       <w:r>
         <w:drawing>
@@ -258,6 +256,7 @@
         </w:drawing>
       </w:r>
     </w:p>
+    <w:p/>
     <w:p>
       <w:r>
         <w:t xml:space="preserve">Após a criação da estrutura do projeto, foi inicializado um repositório </w:t>
@@ -287,12 +286,12 @@
         <w:t>".</w:t>
       </w:r>
     </w:p>
-    <w:p/>
     <w:p>
       <w:r>
         <w:t>Este procedimento permite iniciar o controlo de versões, possibilitando o registo e acompanhamento de todas as alterações realizadas aos ficheiros do projeto.</w:t>
       </w:r>
     </w:p>
+    <w:p/>
     <w:p>
       <w:r>
         <w:drawing>
@@ -332,6 +331,7 @@
         </w:drawing>
       </w:r>
     </w:p>
+    <w:p/>
     <w:p>
       <w:r>
         <w:lastRenderedPageBreak/>
@@ -375,7 +375,6 @@
         <w:t>.</w:t>
       </w:r>
     </w:p>
-    <w:p/>
     <w:p>
       <w:r>
         <w:t>Após este passo, foi possível verificar através do comando "</w:t>
@@ -421,6 +420,7 @@
         <w:t>".</w:t>
       </w:r>
     </w:p>
+    <w:p/>
     <w:p>
       <w:r>
         <w:drawing>
@@ -887,7 +887,6 @@
         <w:t xml:space="preserve"> com o objetivo de desenvolver alterações de forma isolada.</w:t>
       </w:r>
     </w:p>
-    <w:p/>
     <w:p>
       <w:r>
         <w:t>De seguida, foi utilizado o comando "</w:t>
@@ -917,6 +916,7 @@
         <w:t xml:space="preserve"> principal.</w:t>
       </w:r>
     </w:p>
+    <w:p/>
     <w:p>
       <w:r>
         <w:drawing>
@@ -997,6 +997,1290 @@
     </w:p>
     <w:p/>
     <w:p/>
+    <w:p/>
+    <w:p/>
+    <w:p/>
+    <w:p/>
+    <w:p/>
+    <w:p/>
+    <w:p/>
+    <w:p/>
+    <w:p>
+      <w:r>
+        <w:lastRenderedPageBreak/>
+        <w:t xml:space="preserve">Após a realização de alterações na nova </w:t>
+      </w:r>
+      <w:proofErr w:type="spellStart"/>
+      <w:r>
+        <w:t>branch</w:t>
+      </w:r>
+      <w:proofErr w:type="spellEnd"/>
+      <w:r>
+        <w:t>, foi utilizado o comando "</w:t>
+      </w:r>
+      <w:proofErr w:type="spellStart"/>
+      <w:r>
+        <w:t>git</w:t>
+      </w:r>
+      <w:proofErr w:type="spellEnd"/>
+      <w:r>
+        <w:t xml:space="preserve"> status" para verificar as modificações.</w:t>
+      </w:r>
+    </w:p>
+    <w:p>
+      <w:r>
+        <w:t xml:space="preserve">De seguida, as alterações foram adicionadas à </w:t>
+      </w:r>
+      <w:proofErr w:type="spellStart"/>
+      <w:r>
+        <w:t>staging</w:t>
+      </w:r>
+      <w:proofErr w:type="spellEnd"/>
+      <w:r>
+        <w:t xml:space="preserve"> </w:t>
+      </w:r>
+      <w:proofErr w:type="spellStart"/>
+      <w:r>
+        <w:t>area</w:t>
+      </w:r>
+      <w:proofErr w:type="spellEnd"/>
+      <w:r>
+        <w:t xml:space="preserve"> com o comando "</w:t>
+      </w:r>
+      <w:proofErr w:type="spellStart"/>
+      <w:r>
+        <w:t>git</w:t>
+      </w:r>
+      <w:proofErr w:type="spellEnd"/>
+      <w:r>
+        <w:t xml:space="preserve"> </w:t>
+      </w:r>
+      <w:proofErr w:type="spellStart"/>
+      <w:proofErr w:type="gramStart"/>
+      <w:r>
+        <w:t>add</w:t>
+      </w:r>
+      <w:proofErr w:type="spellEnd"/>
+      <w:r>
+        <w:t xml:space="preserve"> .</w:t>
+      </w:r>
+      <w:proofErr w:type="gramEnd"/>
+      <w:r>
+        <w:t xml:space="preserve">", sendo posteriormente registadas através de um </w:t>
+      </w:r>
+      <w:proofErr w:type="spellStart"/>
+      <w:r>
+        <w:t>commit</w:t>
+      </w:r>
+      <w:proofErr w:type="spellEnd"/>
+      <w:r>
+        <w:t xml:space="preserve"> com o comando "</w:t>
+      </w:r>
+      <w:proofErr w:type="spellStart"/>
+      <w:r>
+        <w:t>git</w:t>
+      </w:r>
+      <w:proofErr w:type="spellEnd"/>
+      <w:r>
+        <w:t xml:space="preserve"> </w:t>
+      </w:r>
+      <w:proofErr w:type="spellStart"/>
+      <w:r>
+        <w:t>commit</w:t>
+      </w:r>
+      <w:proofErr w:type="spellEnd"/>
+      <w:r>
+        <w:t>".</w:t>
+      </w:r>
+    </w:p>
+    <w:p>
+      <w:r>
+        <w:t xml:space="preserve">Este processo demonstra o trabalho realizado de forma isolada na </w:t>
+      </w:r>
+      <w:proofErr w:type="spellStart"/>
+      <w:r>
+        <w:t>branch</w:t>
+      </w:r>
+      <w:proofErr w:type="spellEnd"/>
+      <w:r>
+        <w:t xml:space="preserve"> criada.</w:t>
+      </w:r>
+    </w:p>
+    <w:p/>
+    <w:p>
+      <w:r>
+        <w:drawing>
+          <wp:inline distT="0" distB="0" distL="0" distR="0" wp14:anchorId="5042ABC0" wp14:editId="04142F16">
+            <wp:extent cx="5731510" cy="2346960"/>
+            <wp:effectExtent l="0" t="0" r="2540" b="0"/>
+            <wp:docPr id="1361293616" name="Imagem 1"/>
+            <wp:cNvGraphicFramePr>
+              <a:graphicFrameLocks xmlns:a="http://schemas.openxmlformats.org/drawingml/2006/main" noChangeAspect="1"/>
+            </wp:cNvGraphicFramePr>
+            <a:graphic xmlns:a="http://schemas.openxmlformats.org/drawingml/2006/main">
+              <a:graphicData uri="http://schemas.openxmlformats.org/drawingml/2006/picture">
+                <pic:pic xmlns:pic="http://schemas.openxmlformats.org/drawingml/2006/picture">
+                  <pic:nvPicPr>
+                    <pic:cNvPr id="1361293616" name=""/>
+                    <pic:cNvPicPr/>
+                  </pic:nvPicPr>
+                  <pic:blipFill>
+                    <a:blip r:embed="rId15"/>
+                    <a:stretch>
+                      <a:fillRect/>
+                    </a:stretch>
+                  </pic:blipFill>
+                  <pic:spPr>
+                    <a:xfrm>
+                      <a:off x="0" y="0"/>
+                      <a:ext cx="5731510" cy="2346960"/>
+                    </a:xfrm>
+                    <a:prstGeom prst="rect">
+                      <a:avLst/>
+                    </a:prstGeom>
+                  </pic:spPr>
+                </pic:pic>
+              </a:graphicData>
+            </a:graphic>
+          </wp:inline>
+        </w:drawing>
+      </w:r>
+    </w:p>
+    <w:p/>
+    <w:p/>
+    <w:p>
+      <w:r>
+        <w:t xml:space="preserve">Foi criado o ficheiro </w:t>
+      </w:r>
+      <w:proofErr w:type="gramStart"/>
+      <w:r>
+        <w:t>".</w:t>
+      </w:r>
+      <w:proofErr w:type="spellStart"/>
+      <w:r>
+        <w:t>gitignore</w:t>
+      </w:r>
+      <w:proofErr w:type="spellEnd"/>
+      <w:proofErr w:type="gramEnd"/>
+      <w:r>
+        <w:t>" com o objetivo de excluir ficheiros desnecessários do controlo de versões, como ficheiros do Word e ficheiros temporários.</w:t>
+      </w:r>
+    </w:p>
+    <w:p/>
+    <w:p>
+      <w:r>
+        <w:drawing>
+          <wp:inline distT="0" distB="0" distL="0" distR="0" wp14:anchorId="1367C942" wp14:editId="3A8ACA55">
+            <wp:extent cx="5731510" cy="1696720"/>
+            <wp:effectExtent l="0" t="0" r="2540" b="0"/>
+            <wp:docPr id="1209081030" name="Imagem 1"/>
+            <wp:cNvGraphicFramePr>
+              <a:graphicFrameLocks xmlns:a="http://schemas.openxmlformats.org/drawingml/2006/main" noChangeAspect="1"/>
+            </wp:cNvGraphicFramePr>
+            <a:graphic xmlns:a="http://schemas.openxmlformats.org/drawingml/2006/main">
+              <a:graphicData uri="http://schemas.openxmlformats.org/drawingml/2006/picture">
+                <pic:pic xmlns:pic="http://schemas.openxmlformats.org/drawingml/2006/picture">
+                  <pic:nvPicPr>
+                    <pic:cNvPr id="1209081030" name=""/>
+                    <pic:cNvPicPr/>
+                  </pic:nvPicPr>
+                  <pic:blipFill>
+                    <a:blip r:embed="rId16"/>
+                    <a:stretch>
+                      <a:fillRect/>
+                    </a:stretch>
+                  </pic:blipFill>
+                  <pic:spPr>
+                    <a:xfrm>
+                      <a:off x="0" y="0"/>
+                      <a:ext cx="5731510" cy="1696720"/>
+                    </a:xfrm>
+                    <a:prstGeom prst="rect">
+                      <a:avLst/>
+                    </a:prstGeom>
+                  </pic:spPr>
+                </pic:pic>
+              </a:graphicData>
+            </a:graphic>
+          </wp:inline>
+        </w:drawing>
+      </w:r>
+    </w:p>
+    <w:p>
+      <w:r>
+        <w:drawing>
+          <wp:inline distT="0" distB="0" distL="0" distR="0" wp14:anchorId="14B5180D" wp14:editId="700C8DE3">
+            <wp:extent cx="5731510" cy="1257300"/>
+            <wp:effectExtent l="0" t="0" r="2540" b="0"/>
+            <wp:docPr id="1394336060" name="Imagem 1"/>
+            <wp:cNvGraphicFramePr>
+              <a:graphicFrameLocks xmlns:a="http://schemas.openxmlformats.org/drawingml/2006/main" noChangeAspect="1"/>
+            </wp:cNvGraphicFramePr>
+            <a:graphic xmlns:a="http://schemas.openxmlformats.org/drawingml/2006/main">
+              <a:graphicData uri="http://schemas.openxmlformats.org/drawingml/2006/picture">
+                <pic:pic xmlns:pic="http://schemas.openxmlformats.org/drawingml/2006/picture">
+                  <pic:nvPicPr>
+                    <pic:cNvPr id="1394336060" name=""/>
+                    <pic:cNvPicPr/>
+                  </pic:nvPicPr>
+                  <pic:blipFill>
+                    <a:blip r:embed="rId17"/>
+                    <a:stretch>
+                      <a:fillRect/>
+                    </a:stretch>
+                  </pic:blipFill>
+                  <pic:spPr>
+                    <a:xfrm>
+                      <a:off x="0" y="0"/>
+                      <a:ext cx="5731510" cy="1257300"/>
+                    </a:xfrm>
+                    <a:prstGeom prst="rect">
+                      <a:avLst/>
+                    </a:prstGeom>
+                  </pic:spPr>
+                </pic:pic>
+              </a:graphicData>
+            </a:graphic>
+          </wp:inline>
+        </w:drawing>
+      </w:r>
+    </w:p>
+    <w:p>
+      <w:r>
+        <w:lastRenderedPageBreak/>
+        <w:t xml:space="preserve">Após a criação do ficheiro </w:t>
+      </w:r>
+      <w:proofErr w:type="gramStart"/>
+      <w:r>
+        <w:t>".</w:t>
+      </w:r>
+      <w:proofErr w:type="spellStart"/>
+      <w:r>
+        <w:t>gitignore</w:t>
+      </w:r>
+      <w:proofErr w:type="spellEnd"/>
+      <w:proofErr w:type="gramEnd"/>
+      <w:r>
+        <w:t>", foram removidos do repositório os ficheiros desnecessários relacionados com o relatório.</w:t>
+      </w:r>
+    </w:p>
+    <w:p>
+      <w:r>
+        <w:t xml:space="preserve">De seguida, foi realizado um </w:t>
+      </w:r>
+      <w:proofErr w:type="spellStart"/>
+      <w:r>
+        <w:t>commit</w:t>
+      </w:r>
+      <w:proofErr w:type="spellEnd"/>
+      <w:r>
+        <w:t xml:space="preserve"> para registar estas alterações, garantindo que apenas os ficheiros relevantes permanecem no controlo de versões.</w:t>
+      </w:r>
+    </w:p>
+    <w:p/>
+    <w:p>
+      <w:r>
+        <w:drawing>
+          <wp:inline distT="0" distB="0" distL="0" distR="0" wp14:anchorId="0A15929E" wp14:editId="6B9AAF86">
+            <wp:extent cx="5731510" cy="1046480"/>
+            <wp:effectExtent l="0" t="0" r="2540" b="1270"/>
+            <wp:docPr id="1924508644" name="Imagem 1"/>
+            <wp:cNvGraphicFramePr>
+              <a:graphicFrameLocks xmlns:a="http://schemas.openxmlformats.org/drawingml/2006/main" noChangeAspect="1"/>
+            </wp:cNvGraphicFramePr>
+            <a:graphic xmlns:a="http://schemas.openxmlformats.org/drawingml/2006/main">
+              <a:graphicData uri="http://schemas.openxmlformats.org/drawingml/2006/picture">
+                <pic:pic xmlns:pic="http://schemas.openxmlformats.org/drawingml/2006/picture">
+                  <pic:nvPicPr>
+                    <pic:cNvPr id="1924508644" name=""/>
+                    <pic:cNvPicPr/>
+                  </pic:nvPicPr>
+                  <pic:blipFill>
+                    <a:blip r:embed="rId18"/>
+                    <a:stretch>
+                      <a:fillRect/>
+                    </a:stretch>
+                  </pic:blipFill>
+                  <pic:spPr>
+                    <a:xfrm>
+                      <a:off x="0" y="0"/>
+                      <a:ext cx="5731510" cy="1046480"/>
+                    </a:xfrm>
+                    <a:prstGeom prst="rect">
+                      <a:avLst/>
+                    </a:prstGeom>
+                  </pic:spPr>
+                </pic:pic>
+              </a:graphicData>
+            </a:graphic>
+          </wp:inline>
+        </w:drawing>
+      </w:r>
+    </w:p>
+    <w:p/>
+    <w:p>
+      <w:r>
+        <w:t xml:space="preserve">Após a criação e utilização da </w:t>
+      </w:r>
+      <w:proofErr w:type="spellStart"/>
+      <w:r>
+        <w:t>branch</w:t>
+      </w:r>
+      <w:proofErr w:type="spellEnd"/>
+      <w:r>
+        <w:t xml:space="preserve"> "nova-funcionalidade", foi realizado o </w:t>
+      </w:r>
+      <w:proofErr w:type="spellStart"/>
+      <w:r>
+        <w:t>merge</w:t>
+      </w:r>
+      <w:proofErr w:type="spellEnd"/>
+      <w:r>
+        <w:t xml:space="preserve"> para a </w:t>
+      </w:r>
+      <w:proofErr w:type="spellStart"/>
+      <w:r>
+        <w:t>branch</w:t>
+      </w:r>
+      <w:proofErr w:type="spellEnd"/>
+      <w:r>
+        <w:t xml:space="preserve"> principal.</w:t>
+      </w:r>
+    </w:p>
+    <w:p>
+      <w:r>
+        <w:t xml:space="preserve">Durante o processo, foi necessário concluir o </w:t>
+      </w:r>
+      <w:proofErr w:type="spellStart"/>
+      <w:r>
+        <w:t>merge</w:t>
+      </w:r>
+      <w:proofErr w:type="spellEnd"/>
+      <w:r>
+        <w:t xml:space="preserve"> manualmente através dos comandos "</w:t>
+      </w:r>
+      <w:proofErr w:type="spellStart"/>
+      <w:r>
+        <w:t>git</w:t>
+      </w:r>
+      <w:proofErr w:type="spellEnd"/>
+      <w:r>
+        <w:t xml:space="preserve"> </w:t>
+      </w:r>
+      <w:proofErr w:type="spellStart"/>
+      <w:r>
+        <w:t>add</w:t>
+      </w:r>
+      <w:proofErr w:type="spellEnd"/>
+      <w:r>
+        <w:t>" e "</w:t>
+      </w:r>
+      <w:proofErr w:type="spellStart"/>
+      <w:r>
+        <w:t>git</w:t>
+      </w:r>
+      <w:proofErr w:type="spellEnd"/>
+      <w:r>
+        <w:t xml:space="preserve"> </w:t>
+      </w:r>
+      <w:proofErr w:type="spellStart"/>
+      <w:r>
+        <w:t>commit</w:t>
+      </w:r>
+      <w:proofErr w:type="spellEnd"/>
+      <w:r>
+        <w:t>".</w:t>
+      </w:r>
+    </w:p>
+    <w:p>
+      <w:r>
+        <w:t xml:space="preserve">Este procedimento permitiu integrar as alterações realizadas na </w:t>
+      </w:r>
+      <w:proofErr w:type="spellStart"/>
+      <w:r>
+        <w:t>branch</w:t>
+      </w:r>
+      <w:proofErr w:type="spellEnd"/>
+      <w:r>
+        <w:t xml:space="preserve"> secundária na </w:t>
+      </w:r>
+      <w:proofErr w:type="spellStart"/>
+      <w:r>
+        <w:t>branch</w:t>
+      </w:r>
+      <w:proofErr w:type="spellEnd"/>
+      <w:r>
+        <w:t xml:space="preserve"> principal, concluindo o fluxo de trabalho com </w:t>
+      </w:r>
+      <w:proofErr w:type="spellStart"/>
+      <w:r>
+        <w:t>branches</w:t>
+      </w:r>
+      <w:proofErr w:type="spellEnd"/>
+      <w:r>
+        <w:t>.</w:t>
+      </w:r>
+    </w:p>
+    <w:p/>
+    <w:p/>
+    <w:p>
+      <w:r>
+        <w:drawing>
+          <wp:inline distT="0" distB="0" distL="0" distR="0" wp14:anchorId="1797ED3C" wp14:editId="22CA7FAE">
+            <wp:extent cx="5731510" cy="1289050"/>
+            <wp:effectExtent l="0" t="0" r="2540" b="6350"/>
+            <wp:docPr id="1295083175" name="Imagem 1"/>
+            <wp:cNvGraphicFramePr>
+              <a:graphicFrameLocks xmlns:a="http://schemas.openxmlformats.org/drawingml/2006/main" noChangeAspect="1"/>
+            </wp:cNvGraphicFramePr>
+            <a:graphic xmlns:a="http://schemas.openxmlformats.org/drawingml/2006/main">
+              <a:graphicData uri="http://schemas.openxmlformats.org/drawingml/2006/picture">
+                <pic:pic xmlns:pic="http://schemas.openxmlformats.org/drawingml/2006/picture">
+                  <pic:nvPicPr>
+                    <pic:cNvPr id="1295083175" name=""/>
+                    <pic:cNvPicPr/>
+                  </pic:nvPicPr>
+                  <pic:blipFill>
+                    <a:blip r:embed="rId19"/>
+                    <a:stretch>
+                      <a:fillRect/>
+                    </a:stretch>
+                  </pic:blipFill>
+                  <pic:spPr>
+                    <a:xfrm>
+                      <a:off x="0" y="0"/>
+                      <a:ext cx="5731510" cy="1289050"/>
+                    </a:xfrm>
+                    <a:prstGeom prst="rect">
+                      <a:avLst/>
+                    </a:prstGeom>
+                  </pic:spPr>
+                </pic:pic>
+              </a:graphicData>
+            </a:graphic>
+          </wp:inline>
+        </w:drawing>
+      </w:r>
+    </w:p>
+    <w:p/>
+    <w:p/>
+    <w:p/>
+    <w:p/>
+    <w:p/>
+    <w:p/>
+    <w:p/>
+    <w:p>
+      <w:r>
+        <w:lastRenderedPageBreak/>
+        <w:t>Foi utilizado o comando "</w:t>
+      </w:r>
+      <w:proofErr w:type="spellStart"/>
+      <w:r>
+        <w:t>git</w:t>
+      </w:r>
+      <w:proofErr w:type="spellEnd"/>
+      <w:r>
+        <w:t xml:space="preserve"> log --</w:t>
+      </w:r>
+      <w:proofErr w:type="spellStart"/>
+      <w:r>
+        <w:t>oneline</w:t>
+      </w:r>
+      <w:proofErr w:type="spellEnd"/>
+      <w:r>
+        <w:t>" para visualizar o histórico completo do projeto.</w:t>
+      </w:r>
+    </w:p>
+    <w:p>
+      <w:r>
+        <w:t xml:space="preserve">Através deste comando foi possível verificar a evolução do projeto, incluindo a criação inicial, alterações realizadas, trabalho em </w:t>
+      </w:r>
+      <w:proofErr w:type="spellStart"/>
+      <w:r>
+        <w:t>branch</w:t>
+      </w:r>
+      <w:proofErr w:type="spellEnd"/>
+      <w:r>
+        <w:t xml:space="preserve"> e respetiva integração na </w:t>
+      </w:r>
+      <w:proofErr w:type="spellStart"/>
+      <w:r>
+        <w:t>branch</w:t>
+      </w:r>
+      <w:proofErr w:type="spellEnd"/>
+      <w:r>
+        <w:t xml:space="preserve"> principal, bem como a aplicação de boas práticas com a utilização do </w:t>
+      </w:r>
+      <w:proofErr w:type="gramStart"/>
+      <w:r>
+        <w:t>ficheiro .</w:t>
+      </w:r>
+      <w:proofErr w:type="spellStart"/>
+      <w:r>
+        <w:t>gitignore</w:t>
+      </w:r>
+      <w:proofErr w:type="spellEnd"/>
+      <w:proofErr w:type="gramEnd"/>
+      <w:r>
+        <w:t>.</w:t>
+      </w:r>
+    </w:p>
+    <w:p/>
+    <w:p>
+      <w:r>
+        <w:drawing>
+          <wp:inline distT="0" distB="0" distL="0" distR="0" wp14:anchorId="6E641B47" wp14:editId="0CAEE7ED">
+            <wp:extent cx="5731510" cy="1442085"/>
+            <wp:effectExtent l="0" t="0" r="2540" b="5715"/>
+            <wp:docPr id="885301581" name="Imagem 1"/>
+            <wp:cNvGraphicFramePr>
+              <a:graphicFrameLocks xmlns:a="http://schemas.openxmlformats.org/drawingml/2006/main" noChangeAspect="1"/>
+            </wp:cNvGraphicFramePr>
+            <a:graphic xmlns:a="http://schemas.openxmlformats.org/drawingml/2006/main">
+              <a:graphicData uri="http://schemas.openxmlformats.org/drawingml/2006/picture">
+                <pic:pic xmlns:pic="http://schemas.openxmlformats.org/drawingml/2006/picture">
+                  <pic:nvPicPr>
+                    <pic:cNvPr id="885301581" name=""/>
+                    <pic:cNvPicPr/>
+                  </pic:nvPicPr>
+                  <pic:blipFill>
+                    <a:blip r:embed="rId20"/>
+                    <a:stretch>
+                      <a:fillRect/>
+                    </a:stretch>
+                  </pic:blipFill>
+                  <pic:spPr>
+                    <a:xfrm>
+                      <a:off x="0" y="0"/>
+                      <a:ext cx="5731510" cy="1442085"/>
+                    </a:xfrm>
+                    <a:prstGeom prst="rect">
+                      <a:avLst/>
+                    </a:prstGeom>
+                  </pic:spPr>
+                </pic:pic>
+              </a:graphicData>
+            </a:graphic>
+          </wp:inline>
+        </w:drawing>
+      </w:r>
+    </w:p>
+    <w:p/>
+    <w:p>
+      <w:r>
+        <w:t xml:space="preserve">Para realizar o versionamento do projeto, foram criadas </w:t>
+      </w:r>
+      <w:proofErr w:type="spellStart"/>
+      <w:r>
+        <w:t>tags</w:t>
+      </w:r>
+      <w:proofErr w:type="spellEnd"/>
+      <w:r>
+        <w:t xml:space="preserve"> que permitem identificar diferentes versões do mesmo.</w:t>
+      </w:r>
+    </w:p>
+    <w:p>
+      <w:r>
+        <w:t xml:space="preserve">Foi criada uma </w:t>
+      </w:r>
+      <w:proofErr w:type="spellStart"/>
+      <w:r>
+        <w:t>tag</w:t>
+      </w:r>
+      <w:proofErr w:type="spellEnd"/>
+      <w:r>
+        <w:t xml:space="preserve"> simples (v1.0) e uma </w:t>
+      </w:r>
+      <w:proofErr w:type="spellStart"/>
+      <w:r>
+        <w:t>tag</w:t>
+      </w:r>
+      <w:proofErr w:type="spellEnd"/>
+      <w:r>
+        <w:t xml:space="preserve"> anotada (v1.1), facilitando a organização e controlo das versões do projeto.</w:t>
+      </w:r>
+    </w:p>
+    <w:p/>
+    <w:p>
+      <w:r>
+        <w:drawing>
+          <wp:inline distT="0" distB="0" distL="0" distR="0" wp14:anchorId="26BE4B74" wp14:editId="48620B51">
+            <wp:extent cx="5731510" cy="1017270"/>
+            <wp:effectExtent l="0" t="0" r="2540" b="0"/>
+            <wp:docPr id="1564197467" name="Imagem 1"/>
+            <wp:cNvGraphicFramePr>
+              <a:graphicFrameLocks xmlns:a="http://schemas.openxmlformats.org/drawingml/2006/main" noChangeAspect="1"/>
+            </wp:cNvGraphicFramePr>
+            <a:graphic xmlns:a="http://schemas.openxmlformats.org/drawingml/2006/main">
+              <a:graphicData uri="http://schemas.openxmlformats.org/drawingml/2006/picture">
+                <pic:pic xmlns:pic="http://schemas.openxmlformats.org/drawingml/2006/picture">
+                  <pic:nvPicPr>
+                    <pic:cNvPr id="1564197467" name=""/>
+                    <pic:cNvPicPr/>
+                  </pic:nvPicPr>
+                  <pic:blipFill>
+                    <a:blip r:embed="rId21"/>
+                    <a:stretch>
+                      <a:fillRect/>
+                    </a:stretch>
+                  </pic:blipFill>
+                  <pic:spPr>
+                    <a:xfrm>
+                      <a:off x="0" y="0"/>
+                      <a:ext cx="5731510" cy="1017270"/>
+                    </a:xfrm>
+                    <a:prstGeom prst="rect">
+                      <a:avLst/>
+                    </a:prstGeom>
+                  </pic:spPr>
+                </pic:pic>
+              </a:graphicData>
+            </a:graphic>
+          </wp:inline>
+        </w:drawing>
+      </w:r>
+    </w:p>
+    <w:p/>
+    <w:p/>
+    <w:p/>
+    <w:p/>
+    <w:p/>
+    <w:p/>
+    <w:p/>
+    <w:p/>
+    <w:p>
+      <w:r>
+        <w:lastRenderedPageBreak/>
+        <w:t>Após a criação do repositório no GitHub, foi estabelecida a ligação entre o repositório local e remoto através do comando "</w:t>
+      </w:r>
+      <w:proofErr w:type="spellStart"/>
+      <w:r>
+        <w:t>git</w:t>
+      </w:r>
+      <w:proofErr w:type="spellEnd"/>
+      <w:r>
+        <w:t xml:space="preserve"> </w:t>
+      </w:r>
+      <w:proofErr w:type="spellStart"/>
+      <w:r>
+        <w:t>remote</w:t>
+      </w:r>
+      <w:proofErr w:type="spellEnd"/>
+      <w:r>
+        <w:t>".</w:t>
+      </w:r>
+    </w:p>
+    <w:p>
+      <w:r>
+        <w:t>De seguida, foi realizado o envio do projeto utilizando o comando "</w:t>
+      </w:r>
+      <w:proofErr w:type="spellStart"/>
+      <w:r>
+        <w:t>git</w:t>
+      </w:r>
+      <w:proofErr w:type="spellEnd"/>
+      <w:r>
+        <w:t xml:space="preserve"> </w:t>
+      </w:r>
+      <w:proofErr w:type="spellStart"/>
+      <w:r>
+        <w:t>push</w:t>
+      </w:r>
+      <w:proofErr w:type="spellEnd"/>
+      <w:r>
+        <w:t xml:space="preserve">", permitindo disponibilizar todos os ficheiros e histórico de </w:t>
+      </w:r>
+      <w:proofErr w:type="spellStart"/>
+      <w:r>
+        <w:t>commits</w:t>
+      </w:r>
+      <w:proofErr w:type="spellEnd"/>
+      <w:r>
+        <w:t xml:space="preserve"> no GitHub.</w:t>
+      </w:r>
+    </w:p>
+    <w:p>
+      <w:r>
+        <w:t>O processo foi concluído com sucesso, ficando o repositório sincronizado.</w:t>
+      </w:r>
+    </w:p>
+    <w:p/>
+    <w:p>
+      <w:r>
+        <w:drawing>
+          <wp:inline distT="0" distB="0" distL="0" distR="0" wp14:anchorId="3810BF4D" wp14:editId="07E02651">
+            <wp:extent cx="5731510" cy="1430020"/>
+            <wp:effectExtent l="0" t="0" r="2540" b="0"/>
+            <wp:docPr id="1471762473" name="Imagem 1"/>
+            <wp:cNvGraphicFramePr>
+              <a:graphicFrameLocks xmlns:a="http://schemas.openxmlformats.org/drawingml/2006/main" noChangeAspect="1"/>
+            </wp:cNvGraphicFramePr>
+            <a:graphic xmlns:a="http://schemas.openxmlformats.org/drawingml/2006/main">
+              <a:graphicData uri="http://schemas.openxmlformats.org/drawingml/2006/picture">
+                <pic:pic xmlns:pic="http://schemas.openxmlformats.org/drawingml/2006/picture">
+                  <pic:nvPicPr>
+                    <pic:cNvPr id="1471762473" name=""/>
+                    <pic:cNvPicPr/>
+                  </pic:nvPicPr>
+                  <pic:blipFill>
+                    <a:blip r:embed="rId22"/>
+                    <a:stretch>
+                      <a:fillRect/>
+                    </a:stretch>
+                  </pic:blipFill>
+                  <pic:spPr>
+                    <a:xfrm>
+                      <a:off x="0" y="0"/>
+                      <a:ext cx="5731510" cy="1430020"/>
+                    </a:xfrm>
+                    <a:prstGeom prst="rect">
+                      <a:avLst/>
+                    </a:prstGeom>
+                  </pic:spPr>
+                </pic:pic>
+              </a:graphicData>
+            </a:graphic>
+          </wp:inline>
+        </w:drawing>
+      </w:r>
+    </w:p>
+    <w:p/>
+    <w:p/>
+    <w:p>
+      <w:pPr>
+        <w:rPr>
+          <w:lang w:val="en-150"/>
+        </w:rPr>
+      </w:pPr>
+      <w:r>
+        <w:rPr>
+          <w:lang w:val="en-150"/>
+        </w:rPr>
+        <w:t xml:space="preserve">Na </w:t>
+      </w:r>
+      <w:proofErr w:type="spellStart"/>
+      <w:r>
+        <w:rPr>
+          <w:lang w:val="en-150"/>
+        </w:rPr>
+        <w:t>fase</w:t>
+      </w:r>
+      <w:proofErr w:type="spellEnd"/>
+      <w:r>
+        <w:rPr>
+          <w:lang w:val="en-150"/>
+        </w:rPr>
+        <w:t xml:space="preserve"> final, o </w:t>
+      </w:r>
+      <w:proofErr w:type="spellStart"/>
+      <w:r>
+        <w:rPr>
+          <w:lang w:val="en-150"/>
+        </w:rPr>
+        <w:t>projeto</w:t>
+      </w:r>
+      <w:proofErr w:type="spellEnd"/>
+      <w:r>
+        <w:rPr>
+          <w:lang w:val="en-150"/>
+        </w:rPr>
+        <w:t xml:space="preserve"> </w:t>
+      </w:r>
+      <w:proofErr w:type="spellStart"/>
+      <w:r>
+        <w:rPr>
+          <w:lang w:val="en-150"/>
+        </w:rPr>
+        <w:t>foi</w:t>
+      </w:r>
+      <w:proofErr w:type="spellEnd"/>
+      <w:r>
+        <w:rPr>
+          <w:lang w:val="en-150"/>
+        </w:rPr>
+        <w:t xml:space="preserve"> </w:t>
+      </w:r>
+      <w:proofErr w:type="spellStart"/>
+      <w:r>
+        <w:rPr>
+          <w:lang w:val="en-150"/>
+        </w:rPr>
+        <w:t>disponibilizado</w:t>
+      </w:r>
+      <w:proofErr w:type="spellEnd"/>
+      <w:r>
+        <w:rPr>
+          <w:lang w:val="en-150"/>
+        </w:rPr>
+        <w:t xml:space="preserve"> no GitHub, </w:t>
+      </w:r>
+      <w:proofErr w:type="spellStart"/>
+      <w:r>
+        <w:rPr>
+          <w:lang w:val="en-150"/>
+        </w:rPr>
+        <w:t>sendo</w:t>
+      </w:r>
+      <w:proofErr w:type="spellEnd"/>
+      <w:r>
+        <w:rPr>
+          <w:lang w:val="en-150"/>
+        </w:rPr>
+        <w:t xml:space="preserve"> </w:t>
+      </w:r>
+      <w:proofErr w:type="spellStart"/>
+      <w:r>
+        <w:rPr>
+          <w:lang w:val="en-150"/>
+        </w:rPr>
+        <w:t>possível</w:t>
+      </w:r>
+      <w:proofErr w:type="spellEnd"/>
+      <w:r>
+        <w:rPr>
+          <w:lang w:val="en-150"/>
+        </w:rPr>
+        <w:t xml:space="preserve"> </w:t>
+      </w:r>
+      <w:proofErr w:type="spellStart"/>
+      <w:r>
+        <w:rPr>
+          <w:lang w:val="en-150"/>
+        </w:rPr>
+        <w:t>visualizar</w:t>
+      </w:r>
+      <w:proofErr w:type="spellEnd"/>
+      <w:r>
+        <w:rPr>
+          <w:lang w:val="en-150"/>
+        </w:rPr>
+        <w:t xml:space="preserve"> </w:t>
+      </w:r>
+      <w:proofErr w:type="spellStart"/>
+      <w:r>
+        <w:rPr>
+          <w:lang w:val="en-150"/>
+        </w:rPr>
+        <w:t>todos</w:t>
+      </w:r>
+      <w:proofErr w:type="spellEnd"/>
+      <w:r>
+        <w:rPr>
+          <w:lang w:val="en-150"/>
+        </w:rPr>
+        <w:t xml:space="preserve"> </w:t>
+      </w:r>
+      <w:proofErr w:type="spellStart"/>
+      <w:r>
+        <w:rPr>
+          <w:lang w:val="en-150"/>
+        </w:rPr>
+        <w:t>os</w:t>
+      </w:r>
+      <w:proofErr w:type="spellEnd"/>
+      <w:r>
+        <w:rPr>
+          <w:lang w:val="en-150"/>
+        </w:rPr>
+        <w:t xml:space="preserve"> </w:t>
+      </w:r>
+      <w:proofErr w:type="spellStart"/>
+      <w:r>
+        <w:rPr>
+          <w:lang w:val="en-150"/>
+        </w:rPr>
+        <w:t>ficheiros</w:t>
+      </w:r>
+      <w:proofErr w:type="spellEnd"/>
+      <w:r>
+        <w:rPr>
+          <w:lang w:val="en-150"/>
+        </w:rPr>
+        <w:t xml:space="preserve">, histórico de commits, branches e tags </w:t>
+      </w:r>
+      <w:proofErr w:type="spellStart"/>
+      <w:r>
+        <w:rPr>
+          <w:lang w:val="en-150"/>
+        </w:rPr>
+        <w:t>criadas</w:t>
+      </w:r>
+      <w:proofErr w:type="spellEnd"/>
+      <w:r>
+        <w:rPr>
+          <w:lang w:val="en-150"/>
+        </w:rPr>
+        <w:t>.</w:t>
+      </w:r>
+    </w:p>
+    <w:p>
+      <w:pPr>
+        <w:rPr>
+          <w:lang w:val="en-150"/>
+        </w:rPr>
+      </w:pPr>
+      <w:r>
+        <w:rPr>
+          <w:lang w:val="en-150"/>
+        </w:rPr>
+        <w:t xml:space="preserve">A </w:t>
+      </w:r>
+      <w:proofErr w:type="spellStart"/>
+      <w:r>
+        <w:rPr>
+          <w:lang w:val="en-150"/>
+        </w:rPr>
+        <w:t>presença</w:t>
+      </w:r>
+      <w:proofErr w:type="spellEnd"/>
+      <w:r>
+        <w:rPr>
+          <w:lang w:val="en-150"/>
+        </w:rPr>
+        <w:t xml:space="preserve"> das tags </w:t>
+      </w:r>
+      <w:proofErr w:type="spellStart"/>
+      <w:r>
+        <w:rPr>
+          <w:lang w:val="en-150"/>
+        </w:rPr>
+        <w:t>permite</w:t>
+      </w:r>
+      <w:proofErr w:type="spellEnd"/>
+      <w:r>
+        <w:rPr>
+          <w:lang w:val="en-150"/>
+        </w:rPr>
+        <w:t xml:space="preserve"> </w:t>
+      </w:r>
+      <w:proofErr w:type="spellStart"/>
+      <w:r>
+        <w:rPr>
+          <w:lang w:val="en-150"/>
+        </w:rPr>
+        <w:t>identificar</w:t>
+      </w:r>
+      <w:proofErr w:type="spellEnd"/>
+      <w:r>
+        <w:rPr>
+          <w:lang w:val="en-150"/>
+        </w:rPr>
+        <w:t xml:space="preserve"> </w:t>
+      </w:r>
+      <w:proofErr w:type="spellStart"/>
+      <w:r>
+        <w:rPr>
+          <w:lang w:val="en-150"/>
+        </w:rPr>
+        <w:t>diferentes</w:t>
+      </w:r>
+      <w:proofErr w:type="spellEnd"/>
+      <w:r>
+        <w:rPr>
+          <w:lang w:val="en-150"/>
+        </w:rPr>
+        <w:t xml:space="preserve"> </w:t>
+      </w:r>
+      <w:proofErr w:type="spellStart"/>
+      <w:r>
+        <w:rPr>
+          <w:lang w:val="en-150"/>
+        </w:rPr>
+        <w:t>versões</w:t>
+      </w:r>
+      <w:proofErr w:type="spellEnd"/>
+      <w:r>
+        <w:rPr>
+          <w:lang w:val="en-150"/>
+        </w:rPr>
+        <w:t xml:space="preserve"> do </w:t>
+      </w:r>
+      <w:proofErr w:type="spellStart"/>
+      <w:r>
+        <w:rPr>
+          <w:lang w:val="en-150"/>
+        </w:rPr>
+        <w:t>projeto</w:t>
+      </w:r>
+      <w:proofErr w:type="spellEnd"/>
+      <w:r>
+        <w:rPr>
+          <w:lang w:val="en-150"/>
+        </w:rPr>
+        <w:t xml:space="preserve">, </w:t>
+      </w:r>
+      <w:proofErr w:type="spellStart"/>
+      <w:r>
+        <w:rPr>
+          <w:lang w:val="en-150"/>
+        </w:rPr>
+        <w:t>demonstrando</w:t>
+      </w:r>
+      <w:proofErr w:type="spellEnd"/>
+      <w:r>
+        <w:rPr>
+          <w:lang w:val="en-150"/>
+        </w:rPr>
+        <w:t xml:space="preserve"> a </w:t>
+      </w:r>
+      <w:proofErr w:type="spellStart"/>
+      <w:r>
+        <w:rPr>
+          <w:lang w:val="en-150"/>
+        </w:rPr>
+        <w:t>correta</w:t>
+      </w:r>
+      <w:proofErr w:type="spellEnd"/>
+      <w:r>
+        <w:rPr>
+          <w:lang w:val="en-150"/>
+        </w:rPr>
+        <w:t xml:space="preserve"> </w:t>
+      </w:r>
+      <w:proofErr w:type="spellStart"/>
+      <w:r>
+        <w:rPr>
+          <w:lang w:val="en-150"/>
+        </w:rPr>
+        <w:t>implementação</w:t>
+      </w:r>
+      <w:proofErr w:type="spellEnd"/>
+      <w:r>
+        <w:rPr>
+          <w:lang w:val="en-150"/>
+        </w:rPr>
+        <w:t xml:space="preserve"> do </w:t>
+      </w:r>
+      <w:proofErr w:type="spellStart"/>
+      <w:r>
+        <w:rPr>
+          <w:lang w:val="en-150"/>
+        </w:rPr>
+        <w:t>controlo</w:t>
+      </w:r>
+      <w:proofErr w:type="spellEnd"/>
+      <w:r>
+        <w:rPr>
+          <w:lang w:val="en-150"/>
+        </w:rPr>
+        <w:t xml:space="preserve"> de </w:t>
+      </w:r>
+      <w:proofErr w:type="spellStart"/>
+      <w:r>
+        <w:rPr>
+          <w:lang w:val="en-150"/>
+        </w:rPr>
+        <w:t>versões</w:t>
+      </w:r>
+      <w:proofErr w:type="spellEnd"/>
+      <w:r>
+        <w:rPr>
+          <w:lang w:val="en-150"/>
+        </w:rPr>
+        <w:t>.</w:t>
+      </w:r>
+    </w:p>
+    <w:p>
+      <w:pPr>
+        <w:rPr>
+          <w:lang w:val="en-150"/>
+        </w:rPr>
+      </w:pPr>
+      <w:r>
+        <w:rPr>
+          <w:lang w:val="en-150"/>
+        </w:rPr>
+        <w:t xml:space="preserve">Este </w:t>
+      </w:r>
+      <w:proofErr w:type="spellStart"/>
+      <w:r>
+        <w:rPr>
+          <w:lang w:val="en-150"/>
+        </w:rPr>
+        <w:t>passo</w:t>
+      </w:r>
+      <w:proofErr w:type="spellEnd"/>
+      <w:r>
+        <w:rPr>
+          <w:lang w:val="en-150"/>
+        </w:rPr>
+        <w:t xml:space="preserve"> </w:t>
+      </w:r>
+      <w:proofErr w:type="spellStart"/>
+      <w:r>
+        <w:rPr>
+          <w:lang w:val="en-150"/>
+        </w:rPr>
+        <w:t>confirma</w:t>
+      </w:r>
+      <w:proofErr w:type="spellEnd"/>
+      <w:r>
+        <w:rPr>
+          <w:lang w:val="en-150"/>
+        </w:rPr>
+        <w:t xml:space="preserve"> </w:t>
+      </w:r>
+      <w:proofErr w:type="spellStart"/>
+      <w:r>
+        <w:rPr>
+          <w:lang w:val="en-150"/>
+        </w:rPr>
+        <w:t>que</w:t>
+      </w:r>
+      <w:proofErr w:type="spellEnd"/>
+      <w:r>
+        <w:rPr>
+          <w:lang w:val="en-150"/>
+        </w:rPr>
+        <w:t xml:space="preserve"> </w:t>
+      </w:r>
+      <w:proofErr w:type="spellStart"/>
+      <w:r>
+        <w:rPr>
+          <w:lang w:val="en-150"/>
+        </w:rPr>
+        <w:t>todo</w:t>
+      </w:r>
+      <w:proofErr w:type="spellEnd"/>
+      <w:r>
+        <w:rPr>
+          <w:lang w:val="en-150"/>
+        </w:rPr>
+        <w:t xml:space="preserve"> o </w:t>
+      </w:r>
+      <w:proofErr w:type="spellStart"/>
+      <w:r>
+        <w:rPr>
+          <w:lang w:val="en-150"/>
+        </w:rPr>
+        <w:t>trabalho</w:t>
+      </w:r>
+      <w:proofErr w:type="spellEnd"/>
+      <w:r>
+        <w:rPr>
+          <w:lang w:val="en-150"/>
+        </w:rPr>
+        <w:t xml:space="preserve"> </w:t>
+      </w:r>
+      <w:proofErr w:type="spellStart"/>
+      <w:r>
+        <w:rPr>
+          <w:lang w:val="en-150"/>
+        </w:rPr>
+        <w:t>foi</w:t>
+      </w:r>
+      <w:proofErr w:type="spellEnd"/>
+      <w:r>
+        <w:rPr>
+          <w:lang w:val="en-150"/>
+        </w:rPr>
+        <w:t xml:space="preserve"> </w:t>
+      </w:r>
+      <w:proofErr w:type="spellStart"/>
+      <w:r>
+        <w:rPr>
+          <w:lang w:val="en-150"/>
+        </w:rPr>
+        <w:t>corretamente</w:t>
+      </w:r>
+      <w:proofErr w:type="spellEnd"/>
+      <w:r>
+        <w:rPr>
+          <w:lang w:val="en-150"/>
+        </w:rPr>
+        <w:t xml:space="preserve"> </w:t>
+      </w:r>
+      <w:proofErr w:type="spellStart"/>
+      <w:r>
+        <w:rPr>
+          <w:lang w:val="en-150"/>
+        </w:rPr>
+        <w:t>sincronizado</w:t>
+      </w:r>
+      <w:proofErr w:type="spellEnd"/>
+      <w:r>
+        <w:rPr>
+          <w:lang w:val="en-150"/>
+        </w:rPr>
+        <w:t xml:space="preserve"> entre o </w:t>
+      </w:r>
+      <w:proofErr w:type="spellStart"/>
+      <w:r>
+        <w:rPr>
+          <w:lang w:val="en-150"/>
+        </w:rPr>
+        <w:t>repositório</w:t>
+      </w:r>
+      <w:proofErr w:type="spellEnd"/>
+      <w:r>
+        <w:rPr>
+          <w:lang w:val="en-150"/>
+        </w:rPr>
+        <w:t xml:space="preserve"> local e o </w:t>
+      </w:r>
+      <w:proofErr w:type="spellStart"/>
+      <w:r>
+        <w:rPr>
+          <w:lang w:val="en-150"/>
+        </w:rPr>
+        <w:t>remoto</w:t>
+      </w:r>
+      <w:proofErr w:type="spellEnd"/>
+      <w:r>
+        <w:rPr>
+          <w:lang w:val="en-150"/>
+        </w:rPr>
+        <w:t>.</w:t>
+      </w:r>
+    </w:p>
+    <w:p>
+      <w:pPr>
+        <w:rPr>
+          <w:lang w:val="en-150"/>
+        </w:rPr>
+      </w:pPr>
+    </w:p>
+    <w:p/>
+    <w:p/>
+    <w:p>
+      <w:r>
+        <w:drawing>
+          <wp:inline distT="0" distB="0" distL="0" distR="0" wp14:anchorId="279BC7F8" wp14:editId="7CB7BC79">
+            <wp:extent cx="5731510" cy="2212975"/>
+            <wp:effectExtent l="0" t="0" r="2540" b="0"/>
+            <wp:docPr id="1613857065" name="Imagem 1"/>
+            <wp:cNvGraphicFramePr>
+              <a:graphicFrameLocks xmlns:a="http://schemas.openxmlformats.org/drawingml/2006/main" noChangeAspect="1"/>
+            </wp:cNvGraphicFramePr>
+            <a:graphic xmlns:a="http://schemas.openxmlformats.org/drawingml/2006/main">
+              <a:graphicData uri="http://schemas.openxmlformats.org/drawingml/2006/picture">
+                <pic:pic xmlns:pic="http://schemas.openxmlformats.org/drawingml/2006/picture">
+                  <pic:nvPicPr>
+                    <pic:cNvPr id="1613857065" name=""/>
+                    <pic:cNvPicPr/>
+                  </pic:nvPicPr>
+                  <pic:blipFill>
+                    <a:blip r:embed="rId23"/>
+                    <a:stretch>
+                      <a:fillRect/>
+                    </a:stretch>
+                  </pic:blipFill>
+                  <pic:spPr>
+                    <a:xfrm>
+                      <a:off x="0" y="0"/>
+                      <a:ext cx="5731510" cy="2212975"/>
+                    </a:xfrm>
+                    <a:prstGeom prst="rect">
+                      <a:avLst/>
+                    </a:prstGeom>
+                  </pic:spPr>
+                </pic:pic>
+              </a:graphicData>
+            </a:graphic>
+          </wp:inline>
+        </w:drawing>
+      </w:r>
+    </w:p>
     <w:sectPr>
       <w:pgSz w:w="11906" w:h="16838"/>
       <w:pgMar w:top="1440" w:right="1440" w:bottom="1440" w:left="1440" w:header="708" w:footer="708" w:gutter="0"/>
@@ -1613,7 +2897,6 @@
   <w:style w:type="character" w:default="1" w:styleId="Tipodeletrapredefinidodopargrafo">
     <w:name w:val="Default Paragraph Font"/>
     <w:uiPriority w:val="1"/>
-    <w:semiHidden/>
     <w:unhideWhenUsed/>
   </w:style>
   <w:style w:type="table" w:default="1" w:styleId="Tabelanormal">
